--- a/templates/pretenzii/44_аук_3част_пост_претензия.docx
+++ b/templates/pretenzii/44_аук_3част_пост_претензия.docx
@@ -387,7 +387,7 @@
           <w:sz w:val="24"/>
           <w:szCs w:val="24"/>
         </w:rPr>
-        <w:t xml:space="preserve"> руб. (акт сдачи-приемки Товара на ответственное хранение </w:t>
+        <w:t xml:space="preserve"> руб. ({#номер_дата_акта_отв_хранения}акт сдачи-приемки Товара на ответственное хранение </w:t>
       </w:r>
       <w:r>
         <w:rPr>
@@ -415,7 +415,7 @@
           <w:sz w:val="24"/>
           <w:szCs w:val="24"/>
         </w:rPr>
-        <w:t xml:space="preserve">, документ о приемке </w:t>
+        <w:t xml:space="preserve">, {/номер_дата_акта_отв_хранения}документ о приемке </w:t>
       </w:r>
       <w:r>
         <w:rPr>

--- a/templates/pretenzii/44_аук_3част_пост_претензия.docx
+++ b/templates/pretenzii/44_аук_3част_пост_претензия.docx
@@ -189,7 +189,7 @@
           <w:sz w:val="24"/>
           <w:szCs w:val="24"/>
         </w:rPr>
-        <w:t>ОГРН {огрн}, ИНН {инн}</w:t>
+        <w:t>ИНН {инн}</w:t>
       </w:r>
     </w:p>
     <w:p>
@@ -920,6 +920,20 @@
                 <w:szCs w:val="23"/>
               </w:rPr>
               <w:t>))</w:t>
+            </w:r>
+            <w:r>
+              <w:rPr>
+                <w:sz w:val="23"/>
+                <w:szCs w:val="23"/>
+              </w:rPr>
+              <w:t xml:space="preserve"> </w:t>
+            </w:r>
+            <w:r>
+              <w:rPr>
+                <w:sz w:val="23"/>
+                <w:szCs w:val="23"/>
+              </w:rPr>
+              <w:t>*</w:t>
             </w:r>
           </w:p>
         </w:tc>
@@ -1418,7 +1432,7 @@
           <w:szCs w:val="23"/>
           <w:u w:val="single"/>
         </w:rPr>
-        <w:t xml:space="preserve"> рублей </w:t>
+        <w:t xml:space="preserve"> </w:t>
       </w:r>
       <w:r>
         <w:rPr>
@@ -1438,7 +1452,7 @@
           <w:szCs w:val="23"/>
           <w:u w:val="single"/>
         </w:rPr>
-        <w:t xml:space="preserve"> копеек)</w:t>
+        <w:t>)</w:t>
       </w:r>
       <w:r>
         <w:rPr>

--- a/templates/pretenzii/44_аук_3част_пост_претензия.docx
+++ b/templates/pretenzii/44_аук_3част_пост_претензия.docx
@@ -1442,7 +1442,7 @@
           <w:szCs w:val="23"/>
           <w:u w:val="single"/>
         </w:rPr>
-        <w:t>{сумма_пени_коп}</w:t>
+        <w:t>{сумма_пени_коп_прописью}</w:t>
       </w:r>
       <w:r>
         <w:rPr>
